--- a/rediseno_2026/12. Evaluación curricular.docx
+++ b/rediseno_2026/12. Evaluación curricular.docx
@@ -6905,385 +6905,6 @@
         <w:t>Publicar los resultados, convertirlos en planes de mejora con responsables y plazos, y proponer que el Reglamento de Evaluación y Acreditación de la UMSA reconozca de forma expresa el seguimiento a titulados.</w:t>
       </w:r>
     </w:p>
-    <w:p>
-      <w:pPr>
-        <w:keepNext/>
-        <w:spacing w:before="80" w:after="200" w:line="240" w:lineRule="auto"/>
-        <w:jc w:val="left"/>
-      </w:pPr>
-      <w:r>
-        <w:rPr>
-          <w:rFonts w:ascii="Century Gothic" w:hAnsi="Century Gothic" w:cs="Century Gothic" w:eastAsia="Century Gothic"/>
-          <w:b/>
-          <w:i w:val="0"/>
-          <w:sz w:val="22"/>
-        </w:rPr>
-        <w:t>Referencias</w:t>
-      </w:r>
-    </w:p>
-    <w:p>
-      <w:pPr>
-        <w:spacing w:before="0" w:after="120" w:line="240" w:lineRule="auto"/>
-        <w:jc w:val="left"/>
-      </w:pPr>
-      <w:r>
-        <w:rPr>
-          <w:rFonts w:ascii="Century Gothic" w:hAnsi="Century Gothic" w:cs="Century Gothic" w:eastAsia="Century Gothic"/>
-          <w:b w:val="0"/>
-          <w:i w:val="0"/>
-          <w:sz w:val="20"/>
-        </w:rPr>
-        <w:t xml:space="preserve">Aguirre, V. W., y Callisaya, N. D. (2014). </w:t>
-      </w:r>
-      <w:r>
-        <w:rPr>
-          <w:rFonts w:ascii="Century Gothic" w:hAnsi="Century Gothic" w:cs="Century Gothic" w:eastAsia="Century Gothic"/>
-          <w:b w:val="0"/>
-          <w:i/>
-          <w:sz w:val="20"/>
-        </w:rPr>
-        <w:t>Seguimiento a los profesionales titulados de la Carrera de Contaduría Pública de la Universidad Mayor de San Andrés</w:t>
-      </w:r>
-      <w:r>
-        <w:rPr>
-          <w:rFonts w:ascii="Century Gothic" w:hAnsi="Century Gothic" w:cs="Century Gothic" w:eastAsia="Century Gothic"/>
-          <w:b w:val="0"/>
-          <w:i w:val="0"/>
-          <w:sz w:val="20"/>
-        </w:rPr>
-        <w:t>. Universidad Mayor de San Andrés.</w:t>
-      </w:r>
-    </w:p>
-    <w:p>
-      <w:pPr>
-        <w:spacing w:before="0" w:after="120" w:line="240" w:lineRule="auto"/>
-        <w:jc w:val="left"/>
-      </w:pPr>
-      <w:r>
-        <w:rPr>
-          <w:rFonts w:ascii="Century Gothic" w:hAnsi="Century Gothic" w:cs="Century Gothic" w:eastAsia="Century Gothic"/>
-          <w:b w:val="0"/>
-          <w:i w:val="0"/>
-          <w:sz w:val="20"/>
-        </w:rPr>
-        <w:t xml:space="preserve">Aguirre, V. W., y Quintanilla, H. J. (2022). Seguimiento a los titulados de la carrera de Contaduría Pública de la Universidad Mayor de San Andrés graduados entre el 2014 y el 2019. </w:t>
-      </w:r>
-      <w:r>
-        <w:rPr>
-          <w:rFonts w:ascii="Century Gothic" w:hAnsi="Century Gothic" w:cs="Century Gothic" w:eastAsia="Century Gothic"/>
-          <w:b w:val="0"/>
-          <w:i/>
-          <w:sz w:val="20"/>
-        </w:rPr>
-        <w:t>Educación Superior. Revista Científica, 9</w:t>
-      </w:r>
-      <w:r>
-        <w:rPr>
-          <w:rFonts w:ascii="Century Gothic" w:hAnsi="Century Gothic" w:cs="Century Gothic" w:eastAsia="Century Gothic"/>
-          <w:b w:val="0"/>
-          <w:i w:val="0"/>
-          <w:sz w:val="20"/>
-        </w:rPr>
-        <w:t>(2), 11-24. CEPIES, UMSA.</w:t>
-      </w:r>
-    </w:p>
-    <w:p>
-      <w:pPr>
-        <w:spacing w:before="0" w:after="120" w:line="240" w:lineRule="auto"/>
-        <w:jc w:val="left"/>
-      </w:pPr>
-      <w:r>
-        <w:rPr>
-          <w:rFonts w:ascii="Century Gothic" w:hAnsi="Century Gothic" w:cs="Century Gothic" w:eastAsia="Century Gothic"/>
-          <w:b w:val="0"/>
-          <w:i w:val="0"/>
-          <w:sz w:val="20"/>
-        </w:rPr>
-        <w:t xml:space="preserve">Carrera de Contaduría Pública, UMSA. (2026). </w:t>
-      </w:r>
-      <w:r>
-        <w:rPr>
-          <w:rFonts w:ascii="Century Gothic" w:hAnsi="Century Gothic" w:cs="Century Gothic" w:eastAsia="Century Gothic"/>
-          <w:b w:val="0"/>
-          <w:i/>
-          <w:sz w:val="20"/>
-        </w:rPr>
-        <w:t>Diagnóstico Plan de Estudios 2013, Licenciatura en Contaduría Pública</w:t>
-      </w:r>
-      <w:r>
-        <w:rPr>
-          <w:rFonts w:ascii="Century Gothic" w:hAnsi="Century Gothic" w:cs="Century Gothic" w:eastAsia="Century Gothic"/>
-          <w:b w:val="0"/>
-          <w:i w:val="0"/>
-          <w:sz w:val="20"/>
-        </w:rPr>
-        <w:t>. Universidad Mayor de San Andrés.</w:t>
-      </w:r>
-    </w:p>
-    <w:p>
-      <w:pPr>
-        <w:spacing w:before="0" w:after="120" w:line="240" w:lineRule="auto"/>
-        <w:jc w:val="left"/>
-      </w:pPr>
-      <w:r>
-        <w:rPr>
-          <w:rFonts w:ascii="Century Gothic" w:hAnsi="Century Gothic" w:cs="Century Gothic" w:eastAsia="Century Gothic"/>
-          <w:b w:val="0"/>
-          <w:i w:val="0"/>
-          <w:sz w:val="20"/>
-        </w:rPr>
-        <w:t xml:space="preserve">Instituto Politécnico Nacional. (s. f.). </w:t>
-      </w:r>
-      <w:r>
-        <w:rPr>
-          <w:rFonts w:ascii="Century Gothic" w:hAnsi="Century Gothic" w:cs="Century Gothic" w:eastAsia="Century Gothic"/>
-          <w:b w:val="0"/>
-          <w:i/>
-          <w:sz w:val="20"/>
-        </w:rPr>
-        <w:t>Metodología de la encuesta de egresados</w:t>
-      </w:r>
-      <w:r>
-        <w:rPr>
-          <w:rFonts w:ascii="Century Gothic" w:hAnsi="Century Gothic" w:cs="Century Gothic" w:eastAsia="Century Gothic"/>
-          <w:b w:val="0"/>
-          <w:i w:val="0"/>
-          <w:sz w:val="20"/>
-        </w:rPr>
-        <w:t>. Repositorio digital del IPN.</w:t>
-      </w:r>
-    </w:p>
-    <w:p>
-      <w:pPr>
-        <w:spacing w:before="0" w:after="120" w:line="240" w:lineRule="auto"/>
-        <w:jc w:val="left"/>
-      </w:pPr>
-      <w:r>
-        <w:rPr>
-          <w:rFonts w:ascii="Century Gothic" w:hAnsi="Century Gothic" w:cs="Century Gothic" w:eastAsia="Century Gothic"/>
-          <w:b w:val="0"/>
-          <w:i w:val="0"/>
-          <w:sz w:val="20"/>
-        </w:rPr>
-        <w:t xml:space="preserve">International Federation of Accountants. (2019). </w:t>
-      </w:r>
-      <w:r>
-        <w:rPr>
-          <w:rFonts w:ascii="Century Gothic" w:hAnsi="Century Gothic" w:cs="Century Gothic" w:eastAsia="Century Gothic"/>
-          <w:b w:val="0"/>
-          <w:i/>
-          <w:sz w:val="20"/>
-        </w:rPr>
-        <w:t>Handbook of International Education Standards</w:t>
-      </w:r>
-      <w:r>
-        <w:rPr>
-          <w:rFonts w:ascii="Century Gothic" w:hAnsi="Century Gothic" w:cs="Century Gothic" w:eastAsia="Century Gothic"/>
-          <w:b w:val="0"/>
-          <w:i w:val="0"/>
-          <w:sz w:val="20"/>
-        </w:rPr>
-        <w:t>. IFAC.</w:t>
-      </w:r>
-    </w:p>
-    <w:p>
-      <w:pPr>
-        <w:spacing w:before="0" w:after="120" w:line="240" w:lineRule="auto"/>
-        <w:jc w:val="left"/>
-      </w:pPr>
-      <w:r>
-        <w:rPr>
-          <w:rFonts w:ascii="Century Gothic" w:hAnsi="Century Gothic" w:cs="Century Gothic" w:eastAsia="Century Gothic"/>
-          <w:b w:val="0"/>
-          <w:i w:val="0"/>
-          <w:sz w:val="20"/>
-        </w:rPr>
-        <w:t xml:space="preserve">Ipsos CIESMORI. (2025). </w:t>
-      </w:r>
-      <w:r>
-        <w:rPr>
-          <w:rFonts w:ascii="Century Gothic" w:hAnsi="Century Gothic" w:cs="Century Gothic" w:eastAsia="Century Gothic"/>
-          <w:b w:val="0"/>
-          <w:i/>
-          <w:sz w:val="20"/>
-        </w:rPr>
-        <w:t>Futuro laboral: análisis de la demanda del mercado laboral y reformulación curricular. Estudio cuantitativo, Facultad de Ciencias Económicas y Financieras</w:t>
-      </w:r>
-      <w:r>
-        <w:rPr>
-          <w:rFonts w:ascii="Century Gothic" w:hAnsi="Century Gothic" w:cs="Century Gothic" w:eastAsia="Century Gothic"/>
-          <w:b w:val="0"/>
-          <w:i w:val="0"/>
-          <w:sz w:val="20"/>
-        </w:rPr>
-        <w:t>. Universidad Mayor de San Andrés.</w:t>
-      </w:r>
-    </w:p>
-    <w:p>
-      <w:pPr>
-        <w:spacing w:before="0" w:after="120" w:line="240" w:lineRule="auto"/>
-        <w:jc w:val="left"/>
-      </w:pPr>
-      <w:r>
-        <w:rPr>
-          <w:rFonts w:ascii="Century Gothic" w:hAnsi="Century Gothic" w:cs="Century Gothic" w:eastAsia="Century Gothic"/>
-          <w:b w:val="0"/>
-          <w:i w:val="0"/>
-          <w:sz w:val="20"/>
-        </w:rPr>
-        <w:t xml:space="preserve">MERCOSUR. (2008). </w:t>
-      </w:r>
-      <w:r>
-        <w:rPr>
-          <w:rFonts w:ascii="Century Gothic" w:hAnsi="Century Gothic" w:cs="Century Gothic" w:eastAsia="Century Gothic"/>
-          <w:b w:val="0"/>
-          <w:i/>
-          <w:sz w:val="20"/>
-        </w:rPr>
-        <w:t>Acuerdo sobre la creación e implementación de un sistema de acreditación de carreras universitarias para el reconocimiento regional de la calidad académica</w:t>
-      </w:r>
-      <w:r>
-        <w:rPr>
-          <w:rFonts w:ascii="Century Gothic" w:hAnsi="Century Gothic" w:cs="Century Gothic" w:eastAsia="Century Gothic"/>
-          <w:b w:val="0"/>
-          <w:i w:val="0"/>
-          <w:sz w:val="20"/>
-        </w:rPr>
-        <w:t>. Ratificado por Bolivia mediante la Ley N.º 842 de 2016.</w:t>
-      </w:r>
-    </w:p>
-    <w:p>
-      <w:pPr>
-        <w:spacing w:before="0" w:after="120" w:line="240" w:lineRule="auto"/>
-        <w:jc w:val="left"/>
-      </w:pPr>
-      <w:r>
-        <w:rPr>
-          <w:rFonts w:ascii="Century Gothic" w:hAnsi="Century Gothic" w:cs="Century Gothic" w:eastAsia="Century Gothic"/>
-          <w:b w:val="0"/>
-          <w:i w:val="0"/>
-          <w:sz w:val="20"/>
-        </w:rPr>
-        <w:t xml:space="preserve">Schomburg, H. (2017). </w:t>
-      </w:r>
-      <w:r>
-        <w:rPr>
-          <w:rFonts w:ascii="Century Gothic" w:hAnsi="Century Gothic" w:cs="Century Gothic" w:eastAsia="Century Gothic"/>
-          <w:b w:val="0"/>
-          <w:i/>
-          <w:sz w:val="20"/>
-        </w:rPr>
-        <w:t>Key issues and international experiences of tracer studies</w:t>
-      </w:r>
-      <w:r>
-        <w:rPr>
-          <w:rFonts w:ascii="Century Gothic" w:hAnsi="Century Gothic" w:cs="Century Gothic" w:eastAsia="Century Gothic"/>
-          <w:b w:val="0"/>
-          <w:i w:val="0"/>
-          <w:sz w:val="20"/>
-        </w:rPr>
-        <w:t xml:space="preserve"> [Presentación]. Specialised Summit, Teherán.</w:t>
-      </w:r>
-    </w:p>
-    <w:p>
-      <w:pPr>
-        <w:spacing w:before="0" w:after="120" w:line="240" w:lineRule="auto"/>
-        <w:jc w:val="left"/>
-      </w:pPr>
-      <w:r>
-        <w:rPr>
-          <w:rFonts w:ascii="Century Gothic" w:hAnsi="Century Gothic" w:cs="Century Gothic" w:eastAsia="Century Gothic"/>
-          <w:b w:val="0"/>
-          <w:i w:val="0"/>
-          <w:sz w:val="20"/>
-        </w:rPr>
-        <w:t xml:space="preserve">Stufflebeam, D. L., y Zhang, G. (2017). </w:t>
-      </w:r>
-      <w:r>
-        <w:rPr>
-          <w:rFonts w:ascii="Century Gothic" w:hAnsi="Century Gothic" w:cs="Century Gothic" w:eastAsia="Century Gothic"/>
-          <w:b w:val="0"/>
-          <w:i/>
-          <w:sz w:val="20"/>
-        </w:rPr>
-        <w:t>The CIPP evaluation model: How to evaluate for improvement and accountability</w:t>
-      </w:r>
-      <w:r>
-        <w:rPr>
-          <w:rFonts w:ascii="Century Gothic" w:hAnsi="Century Gothic" w:cs="Century Gothic" w:eastAsia="Century Gothic"/>
-          <w:b w:val="0"/>
-          <w:i w:val="0"/>
-          <w:sz w:val="20"/>
-        </w:rPr>
-        <w:t>. The Guilford Press.</w:t>
-      </w:r>
-    </w:p>
-    <w:p>
-      <w:pPr>
-        <w:spacing w:before="0" w:after="120" w:line="240" w:lineRule="auto"/>
-        <w:jc w:val="left"/>
-      </w:pPr>
-      <w:r>
-        <w:rPr>
-          <w:rFonts w:ascii="Century Gothic" w:hAnsi="Century Gothic" w:cs="Century Gothic" w:eastAsia="Century Gothic"/>
-          <w:b w:val="0"/>
-          <w:i w:val="0"/>
-          <w:sz w:val="20"/>
-        </w:rPr>
-        <w:t xml:space="preserve">Universidad Mayor de San Andrés. (2025a). </w:t>
-      </w:r>
-      <w:r>
-        <w:rPr>
-          <w:rFonts w:ascii="Century Gothic" w:hAnsi="Century Gothic" w:cs="Century Gothic" w:eastAsia="Century Gothic"/>
-          <w:b w:val="0"/>
-          <w:i/>
-          <w:sz w:val="20"/>
-        </w:rPr>
-        <w:t>Reglamento de Innovación Curricular</w:t>
-      </w:r>
-      <w:r>
-        <w:rPr>
-          <w:rFonts w:ascii="Century Gothic" w:hAnsi="Century Gothic" w:cs="Century Gothic" w:eastAsia="Century Gothic"/>
-          <w:b w:val="0"/>
-          <w:i w:val="0"/>
-          <w:sz w:val="20"/>
-        </w:rPr>
-        <w:t>. Resolución HCU N.º 032/2025.</w:t>
-      </w:r>
-    </w:p>
-    <w:p>
-      <w:pPr>
-        <w:spacing w:before="0" w:after="120" w:line="240" w:lineRule="auto"/>
-        <w:jc w:val="left"/>
-      </w:pPr>
-      <w:r>
-        <w:rPr>
-          <w:rFonts w:ascii="Century Gothic" w:hAnsi="Century Gothic" w:cs="Century Gothic" w:eastAsia="Century Gothic"/>
-          <w:b w:val="0"/>
-          <w:i w:val="0"/>
-          <w:sz w:val="20"/>
-        </w:rPr>
-        <w:t xml:space="preserve">Universidad Mayor de San Andrés. (2025b). </w:t>
-      </w:r>
-      <w:r>
-        <w:rPr>
-          <w:rFonts w:ascii="Century Gothic" w:hAnsi="Century Gothic" w:cs="Century Gothic" w:eastAsia="Century Gothic"/>
-          <w:b w:val="0"/>
-          <w:i/>
-          <w:sz w:val="20"/>
-        </w:rPr>
-        <w:t>Reglamento de Evaluación y Acreditación Institucional y de Carreras y Programas de la Universidad Mayor de San Andrés</w:t>
-      </w:r>
-      <w:r>
-        <w:rPr>
-          <w:rFonts w:ascii="Century Gothic" w:hAnsi="Century Gothic" w:cs="Century Gothic" w:eastAsia="Century Gothic"/>
-          <w:b w:val="0"/>
-          <w:i w:val="0"/>
-          <w:sz w:val="20"/>
-        </w:rPr>
-        <w:t>.</w:t>
-      </w:r>
-    </w:p>
     <w:sectPr>
       <w:headerReference w:type="default" r:id="rId9"/>
       <w:footerReference w:type="default" r:id="rId10"/>
